--- a/dist/BO_NOP_HOAN_CHINH_2026-06/1_papers/P8_World_Development/04_ban_dich_vi.docx
+++ b/dist/BO_NOP_HOAN_CHINH_2026-06/1_papers/P8_World_Development/04_ban_dich_vi.docx
@@ -2616,7 +2616,7 @@
         <w:t xml:space="preserve">cấu trúc gộp mặt cắt ngang</w:t>
       </w:r>
       <w:r>
-        <w:t xml:space="preserve">: trong khi chúng tôi gộp qua nhiều đợt khảo sát quốc gia-năm (2009–2025), ít nền kinh tế SIDS có nhiều hơn một đợt WBES (xem Bảng 1), làm hạn chế nhận dạng panel cho các tác động nhân quả. Ước lượng FIP chủ yếu được nhận dạng từ biến thiên mặt cắt ngang của FSTS trong các ô quốc gia-năm. Công việc tương lai sử dụng dữ liệu panel, nơi có sẵn cho Fiji, Papua New Guinea và Vanuatu (ba nền kinh tế có hai đợt khảo sát), có thể củng cố nhận dạng nhân quả.</w:t>
+        <w:t xml:space="preserve">: trong khi chúng tôi gộp qua nhiều đợt khảo sát quốc gia-năm (2009–2025), ít nền kinh tế SIDS có nhiều hơn một đợt WBES (xem Bảng 1), làm hạn chế nhận dạng dữ liệu bảng cho các tác động nhân quả. Ước lượng FIP chủ yếu được nhận dạng từ biến thiên mặt cắt ngang của FSTS trong các ô quốc gia-năm. Công việc tương lai sử dụng dữ liệu bảng, nơi có sẵn cho Fiji, Papua New Guinea và Vanuatu (ba nền kinh tế có hai đợt khảo sát), có thể củng cố nhận dạng nhân quả.</w:t>
       </w:r>
     </w:p>
     <w:p>
